--- a/templates/entidades_landscape.docx
+++ b/templates/entidades_landscape.docx
@@ -16,6 +16,16 @@
           <w:sz w:val="30"/>
         </w:rPr>
         <w:t>{{REPORT_TITLE}}</w:t>
+      </w:r>
+      <w:r>
+        <w:rPr>
+          <w:rFonts w:ascii="Arial" w:hAnsi="Arial"/>
+          <w:b/>
+          <w:color w:val="2F343A"/>
+          <w:sz w:val="30"/>
+        </w:rPr>
+        <w:br/>
+        <w:t>Unidad: {{FIELD:UNIDAD}}</w:t>
       </w:r>
     </w:p>
     <w:tbl>
